--- a/Backend/Director_Disclosure/Output_Disclosures/2024-25/ADANI_KRISHNAPATNAM_PORT_LIMITED/DIR-8/DIR8_Sundareshan_Sthanunathan_01675195.docx
+++ b/Backend/Director_Disclosure/Output_Disclosures/2024-25/ADANI_KRISHNAPATNAM_PORT_LIMITED/DIR-8/DIR8_Sundareshan_Sthanunathan_01675195.docx
@@ -189,7 +189,7 @@
           <w:b w:val="0"/>
           <w:sz w:val="23"/>
         </w:rPr>
-        <w:t>I, Sundareshan Sthanunathan, son/daughter of Mr. {{FATHER_NAME}}, resident of _____________________________________________, India hereby give notice that I am/was a Director in the following companies during the last three years:-</w:t>
+        <w:t>I, SUNDARESHAN STHANUNATHAN, son/daughter of Mr. {{FATHER_NAME}}, resident of _____________________________________________, India hereby give notice that I am/was a Director in the following companies during the last three years:-</w:t>
       </w:r>
     </w:p>
     <w:p>
@@ -340,7 +340,7 @@
                 <w:b w:val="0"/>
                 <w:sz w:val="23"/>
               </w:rPr>
-              <w:t>ADANI KRISHNAPATNAM PORT LIMITED</w:t>
+              <w:t>BSE E-AGRICULTURAL MARKETS LIMITED</w:t>
             </w:r>
           </w:p>
         </w:tc>
@@ -359,7 +359,7 @@
                 <w:b w:val="0"/>
                 <w:sz w:val="23"/>
               </w:rPr>
-              <w:t>01/10/2014</w:t>
+              <w:t>22/10/2021</w:t>
             </w:r>
           </w:p>
         </w:tc>
@@ -404,6 +404,14 @@
               <w:spacing w:after="0"/>
               <w:jc w:val="both"/>
             </w:pPr>
+            <w:r>
+              <w:rPr>
+                <w:rFonts w:ascii="Adani" w:hAnsi="Adani" w:eastAsia="Adani" w:cs="Adani"/>
+                <w:b w:val="0"/>
+                <w:sz w:val="23"/>
+              </w:rPr>
+              <w:t>MARINE INFRASTRUCTURE DEVELOPER PRIVATE LIMITED</w:t>
+            </w:r>
           </w:p>
         </w:tc>
         <w:tc>
@@ -415,6 +423,14 @@
               <w:spacing w:after="0"/>
               <w:jc w:val="center"/>
             </w:pPr>
+            <w:r>
+              <w:rPr>
+                <w:rFonts w:ascii="Adani" w:hAnsi="Adani" w:eastAsia="Adani" w:cs="Adani"/>
+                <w:b w:val="0"/>
+                <w:sz w:val="23"/>
+              </w:rPr>
+              <w:t>19/10/2020</w:t>
+            </w:r>
           </w:p>
         </w:tc>
         <w:tc>
@@ -539,7 +555,7 @@
         </w:rPr>
         <w:t xml:space="preserve">Name           </w:t>
         <w:tab/>
-        <w:t xml:space="preserve">:  Sundareshan Sthanunathan</w:t>
+        <w:t xml:space="preserve">:  SUNDARESHAN STHANUNATHAN</w:t>
       </w:r>
     </w:p>
     <w:p>
@@ -583,7 +599,7 @@
           <w:b w:val="0"/>
           <w:sz w:val="23"/>
         </w:rPr>
-        <w:t xml:space="preserve">Date: 04th May, 2026</w:t>
+        <w:t xml:space="preserve">Date: 15th May, 2026</w:t>
         <w:tab/>
       </w:r>
     </w:p>
